--- a/pracindo_backend_v1/fitur/templates/polos_besar/stiker_polos_besar_AABC.docx
+++ b/pracindo_backend_v1/fitur/templates/polos_besar/stiker_polos_besar_AABC.docx
@@ -101,14 +101,6 @@
                               <w:txbxContent>
                                 <w:p>
                                   <w:pPr>
-                                    <w:rPr>
-                                      <w:sz w:val="48"/>
-                                      <w:szCs w:val="48"/>
-                                    </w:rPr>
-                                  </w:pPr>
-                                </w:p>
-                                <w:p>
-                                  <w:pPr>
                                     <w:spacing w:after="120" w:line="360" w:lineRule="auto"/>
                                     <w:jc w:val="center"/>
                                     <w:rPr>
@@ -127,67 +119,7 @@
                                       <w:sz w:val="96"/>
                                       <w:szCs w:val="96"/>
                                     </w:rPr>
-                                    <w:fldChar w:fldCharType="begin"/>
-                                  </w:r>
-                                  <w:r>
-                                    <w:rPr>
-                                      <w:rFonts w:ascii="Aptos Black" w:hAnsi="Aptos Black"/>
-                                      <w:b/>
-                                      <w:bCs/>
-                                      <w:sz w:val="96"/>
-                                      <w:szCs w:val="96"/>
-                                    </w:rPr>
-                                    <w:instrText>{ slot1_nama</w:instrText>
-                                  </w:r>
-                                  <w:r>
-                                    <w:rPr>
-                                      <w:rFonts w:ascii="Aptos Black" w:hAnsi="Aptos Black"/>
-                                      <w:b/>
-                                      <w:bCs/>
-                                      <w:sz w:val="96"/>
-                                      <w:szCs w:val="96"/>
-                                    </w:rPr>
-                                    <w:instrText xml:space="preserve">  </w:instrText>
-                                  </w:r>
-                                  <w:r>
-                                    <w:rPr>
-                                      <w:rFonts w:ascii="Aptos Black" w:hAnsi="Aptos Black"/>
-                                      <w:b/>
-                                      <w:bCs/>
-                                      <w:sz w:val="96"/>
-                                      <w:szCs w:val="96"/>
-                                    </w:rPr>
-                                    <w:instrText>}</w:instrText>
-                                  </w:r>
-                                  <w:r>
-                                    <w:rPr>
-                                      <w:rFonts w:ascii="Aptos Black" w:hAnsi="Aptos Black"/>
-                                      <w:b/>
-                                      <w:bCs/>
-                                      <w:sz w:val="96"/>
-                                      <w:szCs w:val="96"/>
-                                    </w:rPr>
-                                    <w:fldChar w:fldCharType="separate"/>
-                                  </w:r>
-                                  <w:r>
-                                    <w:rPr>
-                                      <w:rFonts w:ascii="Aptos Black" w:hAnsi="Aptos Black"/>
-                                      <w:b/>
-                                      <w:bCs/>
-                                      <w:sz w:val="96"/>
-                                      <w:szCs w:val="96"/>
-                                    </w:rPr>
-                                    <w:t>GOLDEN YELLOW TB</w:t>
-                                  </w:r>
-                                  <w:r>
-                                    <w:rPr>
-                                      <w:rFonts w:ascii="Aptos Black" w:hAnsi="Aptos Black"/>
-                                      <w:b/>
-                                      <w:bCs/>
-                                      <w:sz w:val="96"/>
-                                      <w:szCs w:val="96"/>
-                                    </w:rPr>
-                                    <w:fldChar w:fldCharType="end"/>
+                                    <w:t>{{slot1_nama}}</w:t>
                                   </w:r>
                                 </w:p>
                                 <w:p>
@@ -233,7 +165,7 @@
                                       <w:sz w:val="48"/>
                                       <w:szCs w:val="48"/>
                                     </w:rPr>
-                                    <w:t>{{ slot1_tipe }}</w:t>
+                                    <w:t>{{slot1_tipe}}</w:t>
                                   </w:r>
                                   <w:r>
                                     <w:rPr>
@@ -295,7 +227,7 @@
                                       <w:sz w:val="48"/>
                                       <w:szCs w:val="48"/>
                                     </w:rPr>
-                                    <w:t>{{ slot1_lot }}</w:t>
+                                    <w:t>{{slot1_lot}}</w:t>
                                   </w:r>
                                   <w:r>
                                     <w:rPr>
@@ -357,7 +289,7 @@
                                       <w:sz w:val="48"/>
                                       <w:szCs w:val="48"/>
                                     </w:rPr>
-                                    <w:t>{{ slot1_net }}</w:t>
+                                    <w:t>{{slot1_net}}</w:t>
                                   </w:r>
                                   <w:r>
                                     <w:rPr>
@@ -403,14 +335,6 @@
                         <w:txbxContent>
                           <w:p>
                             <w:pPr>
-                              <w:rPr>
-                                <w:sz w:val="48"/>
-                                <w:szCs w:val="48"/>
-                              </w:rPr>
-                            </w:pPr>
-                          </w:p>
-                          <w:p>
-                            <w:pPr>
                               <w:spacing w:after="120" w:line="360" w:lineRule="auto"/>
                               <w:jc w:val="center"/>
                               <w:rPr>
@@ -429,67 +353,7 @@
                                 <w:sz w:val="96"/>
                                 <w:szCs w:val="96"/>
                               </w:rPr>
-                              <w:fldChar w:fldCharType="begin"/>
-                            </w:r>
-                            <w:r>
-                              <w:rPr>
-                                <w:rFonts w:ascii="Aptos Black" w:hAnsi="Aptos Black"/>
-                                <w:b/>
-                                <w:bCs/>
-                                <w:sz w:val="96"/>
-                                <w:szCs w:val="96"/>
-                              </w:rPr>
-                              <w:instrText>{ slot1_nama</w:instrText>
-                            </w:r>
-                            <w:r>
-                              <w:rPr>
-                                <w:rFonts w:ascii="Aptos Black" w:hAnsi="Aptos Black"/>
-                                <w:b/>
-                                <w:bCs/>
-                                <w:sz w:val="96"/>
-                                <w:szCs w:val="96"/>
-                              </w:rPr>
-                              <w:instrText xml:space="preserve">  </w:instrText>
-                            </w:r>
-                            <w:r>
-                              <w:rPr>
-                                <w:rFonts w:ascii="Aptos Black" w:hAnsi="Aptos Black"/>
-                                <w:b/>
-                                <w:bCs/>
-                                <w:sz w:val="96"/>
-                                <w:szCs w:val="96"/>
-                              </w:rPr>
-                              <w:instrText>}</w:instrText>
-                            </w:r>
-                            <w:r>
-                              <w:rPr>
-                                <w:rFonts w:ascii="Aptos Black" w:hAnsi="Aptos Black"/>
-                                <w:b/>
-                                <w:bCs/>
-                                <w:sz w:val="96"/>
-                                <w:szCs w:val="96"/>
-                              </w:rPr>
-                              <w:fldChar w:fldCharType="separate"/>
-                            </w:r>
-                            <w:r>
-                              <w:rPr>
-                                <w:rFonts w:ascii="Aptos Black" w:hAnsi="Aptos Black"/>
-                                <w:b/>
-                                <w:bCs/>
-                                <w:sz w:val="96"/>
-                                <w:szCs w:val="96"/>
-                              </w:rPr>
-                              <w:t>GOLDEN YELLOW TB</w:t>
-                            </w:r>
-                            <w:r>
-                              <w:rPr>
-                                <w:rFonts w:ascii="Aptos Black" w:hAnsi="Aptos Black"/>
-                                <w:b/>
-                                <w:bCs/>
-                                <w:sz w:val="96"/>
-                                <w:szCs w:val="96"/>
-                              </w:rPr>
-                              <w:fldChar w:fldCharType="end"/>
+                              <w:t>{{slot1_nama}}</w:t>
                             </w:r>
                           </w:p>
                           <w:p>
@@ -535,7 +399,7 @@
                                 <w:sz w:val="48"/>
                                 <w:szCs w:val="48"/>
                               </w:rPr>
-                              <w:t>{{ slot1_tipe }}</w:t>
+                              <w:t>{{slot1_tipe}}</w:t>
                             </w:r>
                             <w:r>
                               <w:rPr>
@@ -597,7 +461,7 @@
                                 <w:sz w:val="48"/>
                                 <w:szCs w:val="48"/>
                               </w:rPr>
-                              <w:t>{{ slot1_lot }}</w:t>
+                              <w:t>{{slot1_lot}}</w:t>
                             </w:r>
                             <w:r>
                               <w:rPr>
@@ -659,7 +523,7 @@
                                 <w:sz w:val="48"/>
                                 <w:szCs w:val="48"/>
                               </w:rPr>
-                              <w:t>{{ slot1_net }}</w:t>
+                              <w:t>{{slot1_net}}</w:t>
                             </w:r>
                             <w:r>
                               <w:rPr>
@@ -771,14 +635,6 @@
                               <w:txbxContent>
                                 <w:p>
                                   <w:pPr>
-                                    <w:rPr>
-                                      <w:sz w:val="48"/>
-                                      <w:szCs w:val="48"/>
-                                    </w:rPr>
-                                  </w:pPr>
-                                </w:p>
-                                <w:p>
-                                  <w:pPr>
                                     <w:spacing w:after="120" w:line="360" w:lineRule="auto"/>
                                     <w:jc w:val="center"/>
                                     <w:rPr>
@@ -797,67 +653,7 @@
                                       <w:sz w:val="96"/>
                                       <w:szCs w:val="96"/>
                                     </w:rPr>
-                                    <w:fldChar w:fldCharType="begin"/>
-                                  </w:r>
-                                  <w:r>
-                                    <w:rPr>
-                                      <w:rFonts w:ascii="Aptos Black" w:hAnsi="Aptos Black"/>
-                                      <w:b/>
-                                      <w:bCs/>
-                                      <w:sz w:val="96"/>
-                                      <w:szCs w:val="96"/>
-                                    </w:rPr>
-                                    <w:instrText>{ slot1_nama</w:instrText>
-                                  </w:r>
-                                  <w:r>
-                                    <w:rPr>
-                                      <w:rFonts w:ascii="Aptos Black" w:hAnsi="Aptos Black"/>
-                                      <w:b/>
-                                      <w:bCs/>
-                                      <w:sz w:val="96"/>
-                                      <w:szCs w:val="96"/>
-                                    </w:rPr>
-                                    <w:instrText xml:space="preserve">  </w:instrText>
-                                  </w:r>
-                                  <w:r>
-                                    <w:rPr>
-                                      <w:rFonts w:ascii="Aptos Black" w:hAnsi="Aptos Black"/>
-                                      <w:b/>
-                                      <w:bCs/>
-                                      <w:sz w:val="96"/>
-                                      <w:szCs w:val="96"/>
-                                    </w:rPr>
-                                    <w:instrText>}</w:instrText>
-                                  </w:r>
-                                  <w:r>
-                                    <w:rPr>
-                                      <w:rFonts w:ascii="Aptos Black" w:hAnsi="Aptos Black"/>
-                                      <w:b/>
-                                      <w:bCs/>
-                                      <w:sz w:val="96"/>
-                                      <w:szCs w:val="96"/>
-                                    </w:rPr>
-                                    <w:fldChar w:fldCharType="separate"/>
-                                  </w:r>
-                                  <w:r>
-                                    <w:rPr>
-                                      <w:rFonts w:ascii="Aptos Black" w:hAnsi="Aptos Black"/>
-                                      <w:b/>
-                                      <w:bCs/>
-                                      <w:sz w:val="96"/>
-                                      <w:szCs w:val="96"/>
-                                    </w:rPr>
-                                    <w:t>GOLDEN YELLOW TB</w:t>
-                                  </w:r>
-                                  <w:r>
-                                    <w:rPr>
-                                      <w:rFonts w:ascii="Aptos Black" w:hAnsi="Aptos Black"/>
-                                      <w:b/>
-                                      <w:bCs/>
-                                      <w:sz w:val="96"/>
-                                      <w:szCs w:val="96"/>
-                                    </w:rPr>
-                                    <w:fldChar w:fldCharType="end"/>
+                                    <w:t>{{slot1_nama}}</w:t>
                                   </w:r>
                                 </w:p>
                                 <w:p>
@@ -903,7 +699,7 @@
                                       <w:sz w:val="48"/>
                                       <w:szCs w:val="48"/>
                                     </w:rPr>
-                                    <w:t>{{ slot1_tipe }}</w:t>
+                                    <w:t>{{slot1_tipe}}</w:t>
                                   </w:r>
                                   <w:r>
                                     <w:rPr>
@@ -965,7 +761,7 @@
                                       <w:sz w:val="48"/>
                                       <w:szCs w:val="48"/>
                                     </w:rPr>
-                                    <w:t>{{ slot1_lot }}</w:t>
+                                    <w:t>{{slot1_lot}}</w:t>
                                   </w:r>
                                   <w:r>
                                     <w:rPr>
@@ -1027,7 +823,7 @@
                                       <w:sz w:val="48"/>
                                       <w:szCs w:val="48"/>
                                     </w:rPr>
-                                    <w:t>{{ slot1_net }}</w:t>
+                                    <w:t>{{slot1_net}}</w:t>
                                   </w:r>
                                   <w:r>
                                     <w:rPr>
@@ -1081,14 +877,6 @@
                         <w:txbxContent>
                           <w:p>
                             <w:pPr>
-                              <w:rPr>
-                                <w:sz w:val="48"/>
-                                <w:szCs w:val="48"/>
-                              </w:rPr>
-                            </w:pPr>
-                          </w:p>
-                          <w:p>
-                            <w:pPr>
                               <w:spacing w:after="120" w:line="360" w:lineRule="auto"/>
                               <w:jc w:val="center"/>
                               <w:rPr>
@@ -1107,67 +895,7 @@
                                 <w:sz w:val="96"/>
                                 <w:szCs w:val="96"/>
                               </w:rPr>
-                              <w:fldChar w:fldCharType="begin"/>
-                            </w:r>
-                            <w:r>
-                              <w:rPr>
-                                <w:rFonts w:ascii="Aptos Black" w:hAnsi="Aptos Black"/>
-                                <w:b/>
-                                <w:bCs/>
-                                <w:sz w:val="96"/>
-                                <w:szCs w:val="96"/>
-                              </w:rPr>
-                              <w:instrText>{ slot1_nama</w:instrText>
-                            </w:r>
-                            <w:r>
-                              <w:rPr>
-                                <w:rFonts w:ascii="Aptos Black" w:hAnsi="Aptos Black"/>
-                                <w:b/>
-                                <w:bCs/>
-                                <w:sz w:val="96"/>
-                                <w:szCs w:val="96"/>
-                              </w:rPr>
-                              <w:instrText xml:space="preserve">  </w:instrText>
-                            </w:r>
-                            <w:r>
-                              <w:rPr>
-                                <w:rFonts w:ascii="Aptos Black" w:hAnsi="Aptos Black"/>
-                                <w:b/>
-                                <w:bCs/>
-                                <w:sz w:val="96"/>
-                                <w:szCs w:val="96"/>
-                              </w:rPr>
-                              <w:instrText>}</w:instrText>
-                            </w:r>
-                            <w:r>
-                              <w:rPr>
-                                <w:rFonts w:ascii="Aptos Black" w:hAnsi="Aptos Black"/>
-                                <w:b/>
-                                <w:bCs/>
-                                <w:sz w:val="96"/>
-                                <w:szCs w:val="96"/>
-                              </w:rPr>
-                              <w:fldChar w:fldCharType="separate"/>
-                            </w:r>
-                            <w:r>
-                              <w:rPr>
-                                <w:rFonts w:ascii="Aptos Black" w:hAnsi="Aptos Black"/>
-                                <w:b/>
-                                <w:bCs/>
-                                <w:sz w:val="96"/>
-                                <w:szCs w:val="96"/>
-                              </w:rPr>
-                              <w:t>GOLDEN YELLOW TB</w:t>
-                            </w:r>
-                            <w:r>
-                              <w:rPr>
-                                <w:rFonts w:ascii="Aptos Black" w:hAnsi="Aptos Black"/>
-                                <w:b/>
-                                <w:bCs/>
-                                <w:sz w:val="96"/>
-                                <w:szCs w:val="96"/>
-                              </w:rPr>
-                              <w:fldChar w:fldCharType="end"/>
+                              <w:t>{{slot1_nama}}</w:t>
                             </w:r>
                           </w:p>
                           <w:p>
@@ -1213,7 +941,7 @@
                                 <w:sz w:val="48"/>
                                 <w:szCs w:val="48"/>
                               </w:rPr>
-                              <w:t>{{ slot1_tipe }}</w:t>
+                              <w:t>{{slot1_tipe}}</w:t>
                             </w:r>
                             <w:r>
                               <w:rPr>
@@ -1275,7 +1003,7 @@
                                 <w:sz w:val="48"/>
                                 <w:szCs w:val="48"/>
                               </w:rPr>
-                              <w:t>{{ slot1_lot }}</w:t>
+                              <w:t>{{slot1_lot}}</w:t>
                             </w:r>
                             <w:r>
                               <w:rPr>
@@ -1337,7 +1065,7 @@
                                 <w:sz w:val="48"/>
                                 <w:szCs w:val="48"/>
                               </w:rPr>
-                              <w:t>{{ slot1_net }}</w:t>
+                              <w:t>{{slot1_net}}</w:t>
                             </w:r>
                             <w:r>
                               <w:rPr>
@@ -1475,67 +1203,7 @@
                                       <w:sz w:val="96"/>
                                       <w:szCs w:val="96"/>
                                     </w:rPr>
-                                    <w:fldChar w:fldCharType="begin"/>
-                                  </w:r>
-                                  <w:r>
-                                    <w:rPr>
-                                      <w:rFonts w:ascii="Aptos Black" w:hAnsi="Aptos Black"/>
-                                      <w:b/>
-                                      <w:bCs/>
-                                      <w:sz w:val="96"/>
-                                      <w:szCs w:val="96"/>
-                                    </w:rPr>
-                                    <w:instrText>{ slot2_nama</w:instrText>
-                                  </w:r>
-                                  <w:r>
-                                    <w:rPr>
-                                      <w:rFonts w:ascii="Aptos Black" w:hAnsi="Aptos Black"/>
-                                      <w:b/>
-                                      <w:bCs/>
-                                      <w:sz w:val="96"/>
-                                      <w:szCs w:val="96"/>
-                                    </w:rPr>
-                                    <w:instrText xml:space="preserve">  </w:instrText>
-                                  </w:r>
-                                  <w:r>
-                                    <w:rPr>
-                                      <w:rFonts w:ascii="Aptos Black" w:hAnsi="Aptos Black"/>
-                                      <w:b/>
-                                      <w:bCs/>
-                                      <w:sz w:val="96"/>
-                                      <w:szCs w:val="96"/>
-                                    </w:rPr>
-                                    <w:instrText>}</w:instrText>
-                                  </w:r>
-                                  <w:r>
-                                    <w:rPr>
-                                      <w:rFonts w:ascii="Aptos Black" w:hAnsi="Aptos Black"/>
-                                      <w:b/>
-                                      <w:bCs/>
-                                      <w:sz w:val="96"/>
-                                      <w:szCs w:val="96"/>
-                                    </w:rPr>
-                                    <w:fldChar w:fldCharType="separate"/>
-                                  </w:r>
-                                  <w:r>
-                                    <w:rPr>
-                                      <w:rFonts w:ascii="Aptos Black" w:hAnsi="Aptos Black"/>
-                                      <w:b/>
-                                      <w:bCs/>
-                                      <w:sz w:val="96"/>
-                                      <w:szCs w:val="96"/>
-                                    </w:rPr>
-                                    <w:t>GOLDEN YELLOW TB</w:t>
-                                  </w:r>
-                                  <w:r>
-                                    <w:rPr>
-                                      <w:rFonts w:ascii="Aptos Black" w:hAnsi="Aptos Black"/>
-                                      <w:b/>
-                                      <w:bCs/>
-                                      <w:sz w:val="96"/>
-                                      <w:szCs w:val="96"/>
-                                    </w:rPr>
-                                    <w:fldChar w:fldCharType="end"/>
+                                    <w:t>{{slot2_nama}}</w:t>
                                   </w:r>
                                 </w:p>
                                 <w:p>
@@ -1581,23 +1249,7 @@
                                       <w:sz w:val="48"/>
                                       <w:szCs w:val="48"/>
                                     </w:rPr>
-                                    <w:t>{{ slot</w:t>
-                                  </w:r>
-                                  <w:r>
-                                    <w:rPr>
-                                      <w:b/>
-                                      <w:sz w:val="48"/>
-                                      <w:szCs w:val="48"/>
-                                    </w:rPr>
-                                    <w:t>2</w:t>
-                                  </w:r>
-                                  <w:r>
-                                    <w:rPr>
-                                      <w:b/>
-                                      <w:sz w:val="48"/>
-                                      <w:szCs w:val="48"/>
-                                    </w:rPr>
-                                    <w:t>_tipe }}</w:t>
+                                    <w:t>{{slot2_tipe}}</w:t>
                                   </w:r>
                                   <w:r>
                                     <w:rPr>
@@ -1659,23 +1311,7 @@
                                       <w:sz w:val="48"/>
                                       <w:szCs w:val="48"/>
                                     </w:rPr>
-                                    <w:t>{{ slot</w:t>
-                                  </w:r>
-                                  <w:r>
-                                    <w:rPr>
-                                      <w:b/>
-                                      <w:sz w:val="48"/>
-                                      <w:szCs w:val="48"/>
-                                    </w:rPr>
-                                    <w:t>2</w:t>
-                                  </w:r>
-                                  <w:r>
-                                    <w:rPr>
-                                      <w:b/>
-                                      <w:sz w:val="48"/>
-                                      <w:szCs w:val="48"/>
-                                    </w:rPr>
-                                    <w:t>_lot }}</w:t>
+                                    <w:t>{{slot2_lot}}</w:t>
                                   </w:r>
                                   <w:r>
                                     <w:rPr>
@@ -1737,23 +1373,7 @@
                                       <w:sz w:val="48"/>
                                       <w:szCs w:val="48"/>
                                     </w:rPr>
-                                    <w:t>{{ slot</w:t>
-                                  </w:r>
-                                  <w:r>
-                                    <w:rPr>
-                                      <w:b/>
-                                      <w:sz w:val="48"/>
-                                      <w:szCs w:val="48"/>
-                                    </w:rPr>
-                                    <w:t>2</w:t>
-                                  </w:r>
-                                  <w:r>
-                                    <w:rPr>
-                                      <w:b/>
-                                      <w:sz w:val="48"/>
-                                      <w:szCs w:val="48"/>
-                                    </w:rPr>
-                                    <w:t>_net }}</w:t>
+                                    <w:t>{{slot2_net}}</w:t>
                                   </w:r>
                                   <w:r>
                                     <w:rPr>
@@ -1817,67 +1437,7 @@
                                 <w:sz w:val="96"/>
                                 <w:szCs w:val="96"/>
                               </w:rPr>
-                              <w:fldChar w:fldCharType="begin"/>
-                            </w:r>
-                            <w:r>
-                              <w:rPr>
-                                <w:rFonts w:ascii="Aptos Black" w:hAnsi="Aptos Black"/>
-                                <w:b/>
-                                <w:bCs/>
-                                <w:sz w:val="96"/>
-                                <w:szCs w:val="96"/>
-                              </w:rPr>
-                              <w:instrText>{ slot2_nama</w:instrText>
-                            </w:r>
-                            <w:r>
-                              <w:rPr>
-                                <w:rFonts w:ascii="Aptos Black" w:hAnsi="Aptos Black"/>
-                                <w:b/>
-                                <w:bCs/>
-                                <w:sz w:val="96"/>
-                                <w:szCs w:val="96"/>
-                              </w:rPr>
-                              <w:instrText xml:space="preserve">  </w:instrText>
-                            </w:r>
-                            <w:r>
-                              <w:rPr>
-                                <w:rFonts w:ascii="Aptos Black" w:hAnsi="Aptos Black"/>
-                                <w:b/>
-                                <w:bCs/>
-                                <w:sz w:val="96"/>
-                                <w:szCs w:val="96"/>
-                              </w:rPr>
-                              <w:instrText>}</w:instrText>
-                            </w:r>
-                            <w:r>
-                              <w:rPr>
-                                <w:rFonts w:ascii="Aptos Black" w:hAnsi="Aptos Black"/>
-                                <w:b/>
-                                <w:bCs/>
-                                <w:sz w:val="96"/>
-                                <w:szCs w:val="96"/>
-                              </w:rPr>
-                              <w:fldChar w:fldCharType="separate"/>
-                            </w:r>
-                            <w:r>
-                              <w:rPr>
-                                <w:rFonts w:ascii="Aptos Black" w:hAnsi="Aptos Black"/>
-                                <w:b/>
-                                <w:bCs/>
-                                <w:sz w:val="96"/>
-                                <w:szCs w:val="96"/>
-                              </w:rPr>
-                              <w:t>GOLDEN YELLOW TB</w:t>
-                            </w:r>
-                            <w:r>
-                              <w:rPr>
-                                <w:rFonts w:ascii="Aptos Black" w:hAnsi="Aptos Black"/>
-                                <w:b/>
-                                <w:bCs/>
-                                <w:sz w:val="96"/>
-                                <w:szCs w:val="96"/>
-                              </w:rPr>
-                              <w:fldChar w:fldCharType="end"/>
+                              <w:t>{{slot2_nama}}</w:t>
                             </w:r>
                           </w:p>
                           <w:p>
@@ -1923,23 +1483,7 @@
                                 <w:sz w:val="48"/>
                                 <w:szCs w:val="48"/>
                               </w:rPr>
-                              <w:t>{{ slot</w:t>
-                            </w:r>
-                            <w:r>
-                              <w:rPr>
-                                <w:b/>
-                                <w:sz w:val="48"/>
-                                <w:szCs w:val="48"/>
-                              </w:rPr>
-                              <w:t>2</w:t>
-                            </w:r>
-                            <w:r>
-                              <w:rPr>
-                                <w:b/>
-                                <w:sz w:val="48"/>
-                                <w:szCs w:val="48"/>
-                              </w:rPr>
-                              <w:t>_tipe }}</w:t>
+                              <w:t>{{slot2_tipe}}</w:t>
                             </w:r>
                             <w:r>
                               <w:rPr>
@@ -2001,23 +1545,7 @@
                                 <w:sz w:val="48"/>
                                 <w:szCs w:val="48"/>
                               </w:rPr>
-                              <w:t>{{ slot</w:t>
-                            </w:r>
-                            <w:r>
-                              <w:rPr>
-                                <w:b/>
-                                <w:sz w:val="48"/>
-                                <w:szCs w:val="48"/>
-                              </w:rPr>
-                              <w:t>2</w:t>
-                            </w:r>
-                            <w:r>
-                              <w:rPr>
-                                <w:b/>
-                                <w:sz w:val="48"/>
-                                <w:szCs w:val="48"/>
-                              </w:rPr>
-                              <w:t>_lot }}</w:t>
+                              <w:t>{{slot2_lot}}</w:t>
                             </w:r>
                             <w:r>
                               <w:rPr>
@@ -2079,23 +1607,7 @@
                                 <w:sz w:val="48"/>
                                 <w:szCs w:val="48"/>
                               </w:rPr>
-                              <w:t>{{ slot</w:t>
-                            </w:r>
-                            <w:r>
-                              <w:rPr>
-                                <w:b/>
-                                <w:sz w:val="48"/>
-                                <w:szCs w:val="48"/>
-                              </w:rPr>
-                              <w:t>2</w:t>
-                            </w:r>
-                            <w:r>
-                              <w:rPr>
-                                <w:b/>
-                                <w:sz w:val="48"/>
-                                <w:szCs w:val="48"/>
-                              </w:rPr>
-                              <w:t>_net }}</w:t>
+                              <w:t>{{slot2_net}}</w:t>
                             </w:r>
                             <w:r>
                               <w:rPr>
@@ -2225,67 +1737,7 @@
                                       <w:sz w:val="96"/>
                                       <w:szCs w:val="96"/>
                                     </w:rPr>
-                                    <w:fldChar w:fldCharType="begin"/>
-                                  </w:r>
-                                  <w:r>
-                                    <w:rPr>
-                                      <w:rFonts w:ascii="Aptos Black" w:hAnsi="Aptos Black"/>
-                                      <w:b/>
-                                      <w:bCs/>
-                                      <w:sz w:val="96"/>
-                                      <w:szCs w:val="96"/>
-                                    </w:rPr>
-                                    <w:instrText>{ slot3_nama</w:instrText>
-                                  </w:r>
-                                  <w:r>
-                                    <w:rPr>
-                                      <w:rFonts w:ascii="Aptos Black" w:hAnsi="Aptos Black"/>
-                                      <w:b/>
-                                      <w:bCs/>
-                                      <w:sz w:val="96"/>
-                                      <w:szCs w:val="96"/>
-                                    </w:rPr>
-                                    <w:instrText xml:space="preserve">  </w:instrText>
-                                  </w:r>
-                                  <w:r>
-                                    <w:rPr>
-                                      <w:rFonts w:ascii="Aptos Black" w:hAnsi="Aptos Black"/>
-                                      <w:b/>
-                                      <w:bCs/>
-                                      <w:sz w:val="96"/>
-                                      <w:szCs w:val="96"/>
-                                    </w:rPr>
-                                    <w:instrText>}</w:instrText>
-                                  </w:r>
-                                  <w:r>
-                                    <w:rPr>
-                                      <w:rFonts w:ascii="Aptos Black" w:hAnsi="Aptos Black"/>
-                                      <w:b/>
-                                      <w:bCs/>
-                                      <w:sz w:val="96"/>
-                                      <w:szCs w:val="96"/>
-                                    </w:rPr>
-                                    <w:fldChar w:fldCharType="separate"/>
-                                  </w:r>
-                                  <w:r>
-                                    <w:rPr>
-                                      <w:rFonts w:ascii="Aptos Black" w:hAnsi="Aptos Black"/>
-                                      <w:b/>
-                                      <w:bCs/>
-                                      <w:sz w:val="96"/>
-                                      <w:szCs w:val="96"/>
-                                    </w:rPr>
-                                    <w:t>GOLDEN YELLOW TB</w:t>
-                                  </w:r>
-                                  <w:r>
-                                    <w:rPr>
-                                      <w:rFonts w:ascii="Aptos Black" w:hAnsi="Aptos Black"/>
-                                      <w:b/>
-                                      <w:bCs/>
-                                      <w:sz w:val="96"/>
-                                      <w:szCs w:val="96"/>
-                                    </w:rPr>
-                                    <w:fldChar w:fldCharType="end"/>
+                                    <w:t>{{slot3_nama}}</w:t>
                                   </w:r>
                                 </w:p>
                                 <w:p>
@@ -2331,23 +1783,7 @@
                                       <w:sz w:val="48"/>
                                       <w:szCs w:val="48"/>
                                     </w:rPr>
-                                    <w:t>{{ slot</w:t>
-                                  </w:r>
-                                  <w:r>
-                                    <w:rPr>
-                                      <w:b/>
-                                      <w:sz w:val="48"/>
-                                      <w:szCs w:val="48"/>
-                                    </w:rPr>
-                                    <w:t>3</w:t>
-                                  </w:r>
-                                  <w:r>
-                                    <w:rPr>
-                                      <w:b/>
-                                      <w:sz w:val="48"/>
-                                      <w:szCs w:val="48"/>
-                                    </w:rPr>
-                                    <w:t>_tipe }}</w:t>
+                                    <w:t>{{slot3_tipe}}</w:t>
                                   </w:r>
                                   <w:r>
                                     <w:rPr>
@@ -2409,23 +1845,7 @@
                                       <w:sz w:val="48"/>
                                       <w:szCs w:val="48"/>
                                     </w:rPr>
-                                    <w:t>{{ slot</w:t>
-                                  </w:r>
-                                  <w:r>
-                                    <w:rPr>
-                                      <w:b/>
-                                      <w:sz w:val="48"/>
-                                      <w:szCs w:val="48"/>
-                                    </w:rPr>
-                                    <w:t>3</w:t>
-                                  </w:r>
-                                  <w:r>
-                                    <w:rPr>
-                                      <w:b/>
-                                      <w:sz w:val="48"/>
-                                      <w:szCs w:val="48"/>
-                                    </w:rPr>
-                                    <w:t>_lot }}</w:t>
+                                    <w:t>{{slot3_lot}}</w:t>
                                   </w:r>
                                   <w:r>
                                     <w:rPr>
@@ -2487,23 +1907,7 @@
                                       <w:sz w:val="48"/>
                                       <w:szCs w:val="48"/>
                                     </w:rPr>
-                                    <w:t>{{ slot</w:t>
-                                  </w:r>
-                                  <w:r>
-                                    <w:rPr>
-                                      <w:b/>
-                                      <w:sz w:val="48"/>
-                                      <w:szCs w:val="48"/>
-                                    </w:rPr>
-                                    <w:t>3</w:t>
-                                  </w:r>
-                                  <w:r>
-                                    <w:rPr>
-                                      <w:b/>
-                                      <w:sz w:val="48"/>
-                                      <w:szCs w:val="48"/>
-                                    </w:rPr>
-                                    <w:t>_net }}</w:t>
+                                    <w:t>{{slot3_net}}</w:t>
                                   </w:r>
                                   <w:r>
                                     <w:rPr>
@@ -2513,6 +1917,22 @@
                                     </w:rPr>
                                     <w:t>............................ KGS</w:t>
                                   </w:r>
+                                </w:p>
+                                <w:p>
+                                  <w:pPr>
+                                    <w:rPr>
+                                      <w:sz w:val="48"/>
+                                      <w:szCs w:val="48"/>
+                                    </w:rPr>
+                                  </w:pPr>
+                                </w:p>
+                                <w:p>
+                                  <w:pPr>
+                                    <w:rPr>
+                                      <w:sz w:val="48"/>
+                                      <w:szCs w:val="48"/>
+                                    </w:rPr>
+                                  </w:pPr>
                                 </w:p>
                                 <w:p>
                                   <w:pPr>
@@ -2567,67 +1987,7 @@
                                 <w:sz w:val="96"/>
                                 <w:szCs w:val="96"/>
                               </w:rPr>
-                              <w:fldChar w:fldCharType="begin"/>
-                            </w:r>
-                            <w:r>
-                              <w:rPr>
-                                <w:rFonts w:ascii="Aptos Black" w:hAnsi="Aptos Black"/>
-                                <w:b/>
-                                <w:bCs/>
-                                <w:sz w:val="96"/>
-                                <w:szCs w:val="96"/>
-                              </w:rPr>
-                              <w:instrText>{ slot3_nama</w:instrText>
-                            </w:r>
-                            <w:r>
-                              <w:rPr>
-                                <w:rFonts w:ascii="Aptos Black" w:hAnsi="Aptos Black"/>
-                                <w:b/>
-                                <w:bCs/>
-                                <w:sz w:val="96"/>
-                                <w:szCs w:val="96"/>
-                              </w:rPr>
-                              <w:instrText xml:space="preserve">  </w:instrText>
-                            </w:r>
-                            <w:r>
-                              <w:rPr>
-                                <w:rFonts w:ascii="Aptos Black" w:hAnsi="Aptos Black"/>
-                                <w:b/>
-                                <w:bCs/>
-                                <w:sz w:val="96"/>
-                                <w:szCs w:val="96"/>
-                              </w:rPr>
-                              <w:instrText>}</w:instrText>
-                            </w:r>
-                            <w:r>
-                              <w:rPr>
-                                <w:rFonts w:ascii="Aptos Black" w:hAnsi="Aptos Black"/>
-                                <w:b/>
-                                <w:bCs/>
-                                <w:sz w:val="96"/>
-                                <w:szCs w:val="96"/>
-                              </w:rPr>
-                              <w:fldChar w:fldCharType="separate"/>
-                            </w:r>
-                            <w:r>
-                              <w:rPr>
-                                <w:rFonts w:ascii="Aptos Black" w:hAnsi="Aptos Black"/>
-                                <w:b/>
-                                <w:bCs/>
-                                <w:sz w:val="96"/>
-                                <w:szCs w:val="96"/>
-                              </w:rPr>
-                              <w:t>GOLDEN YELLOW TB</w:t>
-                            </w:r>
-                            <w:r>
-                              <w:rPr>
-                                <w:rFonts w:ascii="Aptos Black" w:hAnsi="Aptos Black"/>
-                                <w:b/>
-                                <w:bCs/>
-                                <w:sz w:val="96"/>
-                                <w:szCs w:val="96"/>
-                              </w:rPr>
-                              <w:fldChar w:fldCharType="end"/>
+                              <w:t>{{slot3_nama}}</w:t>
                             </w:r>
                           </w:p>
                           <w:p>
@@ -2673,23 +2033,7 @@
                                 <w:sz w:val="48"/>
                                 <w:szCs w:val="48"/>
                               </w:rPr>
-                              <w:t>{{ slot</w:t>
-                            </w:r>
-                            <w:r>
-                              <w:rPr>
-                                <w:b/>
-                                <w:sz w:val="48"/>
-                                <w:szCs w:val="48"/>
-                              </w:rPr>
-                              <w:t>3</w:t>
-                            </w:r>
-                            <w:r>
-                              <w:rPr>
-                                <w:b/>
-                                <w:sz w:val="48"/>
-                                <w:szCs w:val="48"/>
-                              </w:rPr>
-                              <w:t>_tipe }}</w:t>
+                              <w:t>{{slot3_tipe}}</w:t>
                             </w:r>
                             <w:r>
                               <w:rPr>
@@ -2751,23 +2095,7 @@
                                 <w:sz w:val="48"/>
                                 <w:szCs w:val="48"/>
                               </w:rPr>
-                              <w:t>{{ slot</w:t>
-                            </w:r>
-                            <w:r>
-                              <w:rPr>
-                                <w:b/>
-                                <w:sz w:val="48"/>
-                                <w:szCs w:val="48"/>
-                              </w:rPr>
-                              <w:t>3</w:t>
-                            </w:r>
-                            <w:r>
-                              <w:rPr>
-                                <w:b/>
-                                <w:sz w:val="48"/>
-                                <w:szCs w:val="48"/>
-                              </w:rPr>
-                              <w:t>_lot }}</w:t>
+                              <w:t>{{slot3_lot}}</w:t>
                             </w:r>
                             <w:r>
                               <w:rPr>
@@ -2829,23 +2157,7 @@
                                 <w:sz w:val="48"/>
                                 <w:szCs w:val="48"/>
                               </w:rPr>
-                              <w:t>{{ slot</w:t>
-                            </w:r>
-                            <w:r>
-                              <w:rPr>
-                                <w:b/>
-                                <w:sz w:val="48"/>
-                                <w:szCs w:val="48"/>
-                              </w:rPr>
-                              <w:t>3</w:t>
-                            </w:r>
-                            <w:r>
-                              <w:rPr>
-                                <w:b/>
-                                <w:sz w:val="48"/>
-                                <w:szCs w:val="48"/>
-                              </w:rPr>
-                              <w:t>_net }}</w:t>
+                              <w:t>{{slot3_net}}</w:t>
                             </w:r>
                             <w:r>
                               <w:rPr>
@@ -2855,6 +2167,22 @@
                               </w:rPr>
                               <w:t>............................ KGS</w:t>
                             </w:r>
+                          </w:p>
+                          <w:p>
+                            <w:pPr>
+                              <w:rPr>
+                                <w:sz w:val="48"/>
+                                <w:szCs w:val="48"/>
+                              </w:rPr>
+                            </w:pPr>
+                          </w:p>
+                          <w:p>
+                            <w:pPr>
+                              <w:rPr>
+                                <w:sz w:val="48"/>
+                                <w:szCs w:val="48"/>
+                              </w:rPr>
+                            </w:pPr>
                           </w:p>
                           <w:p>
                             <w:pPr>
@@ -2875,15 +2203,6 @@
         </w:tc>
       </w:tr>
     </w:tbl>
-    <w:p>
-      <w:pPr>
-        <w:rPr>
-          <w:sz w:val="48"/>
-          <w:szCs w:val="48"/>
-        </w:rPr>
-      </w:pPr>
-    </w:p>
-    <w:p/>
     <w:p>
       <w:pPr>
         <w:rPr>
